--- a/Hospitatily ProjectDocumentation.docx
+++ b/Hospitatily ProjectDocumentation.docx
@@ -33,7 +33,12 @@
           <w:b/>
         </w:rPr>
         <w:tab/>
-        <w:t xml:space="preserve">Executive Summary – Revenue Decline Analysis </w:t>
+      </w:r>
+      <w:r>
+        <w:rPr>
+          <w:b/>
+        </w:rPr>
+        <w:t xml:space="preserve">Revenue Performance Analysis &amp; Root Cause Assessment </w:t>
       </w:r>
     </w:p>
     <w:p>
@@ -126,7 +131,7 @@
           <w:noProof/>
         </w:rPr>
         <w:drawing>
-          <wp:inline distT="0" distB="0" distL="0" distR="0" wp14:anchorId="1340BAF6" wp14:editId="35511E46">
+          <wp:inline distT="0" distB="0" distL="0" distR="0" wp14:anchorId="42CADAE7" wp14:editId="7B3CB4B1">
             <wp:extent cx="5731510" cy="3659505"/>
             <wp:effectExtent l="0" t="0" r="0" b="0"/>
             <wp:docPr id="57" name="Picture 57"/>
@@ -797,7 +802,7 @@
         </w:rPr>
         <w:lastRenderedPageBreak/>
         <w:drawing>
-          <wp:inline distT="0" distB="0" distL="0" distR="0" wp14:anchorId="04034067" wp14:editId="0BCA545C">
+          <wp:inline distT="0" distB="0" distL="0" distR="0" wp14:anchorId="62ECF644" wp14:editId="37B0743B">
             <wp:extent cx="4884420" cy="3345180"/>
             <wp:effectExtent l="0" t="0" r="0" b="0"/>
             <wp:docPr id="283" name="Picture 283"/>
@@ -2017,132 +2022,52 @@
     </w:p>
     <w:p>
       <w:pPr>
-        <w:ind w:left="-5" w:right="64"/>
-      </w:pPr>
-    </w:p>
-    <w:p>
-      <w:pPr>
-        <w:ind w:left="-5" w:right="64"/>
-      </w:pPr>
-      <w:r>
-        <w:tab/>
-      </w:r>
-      <w:r>
-        <w:tab/>
-      </w:r>
-      <w:r>
-        <w:tab/>
-      </w:r>
-      <w:r>
-        <w:tab/>
-      </w:r>
-      <w:r>
-        <w:tab/>
-      </w:r>
-      <w:r>
-        <w:tab/>
-        <w:t xml:space="preserve">CONCLUSION </w:t>
-      </w:r>
-    </w:p>
-    <w:p>
-      <w:pPr>
-        <w:spacing w:after="0" w:line="259" w:lineRule="auto"/>
-        <w:ind w:left="0" w:firstLine="0"/>
-      </w:pPr>
-      <w:r>
-        <w:rPr>
-          <w:bCs/>
-        </w:rPr>
-        <w:t>The revenue decline observed during the analysis period is not driven by operational</w:t>
-      </w:r>
+        <w:spacing w:after="161"/>
+        <w:ind w:left="-5"/>
+      </w:pPr>
       <w:r>
         <w:rPr>
           <w:b/>
-          <w:bCs/>
         </w:rPr>
-        <w:t xml:space="preserve"> </w:t>
-      </w:r>
-      <w:r>
-        <w:t>constraints such as room availability or booking realization. Daily Sellable Room Nights (DSRN) remained constant, and booking realization percentages stayed stable (~69–71%) across both normal and low-performing weeks, ruling out cancellations or inventory issues as primary causes.</w:t>
-      </w:r>
-    </w:p>
-    <w:p>
-      <w:pPr>
-        <w:spacing w:after="0" w:line="259" w:lineRule="auto"/>
-        <w:ind w:left="0" w:firstLine="0"/>
-      </w:pPr>
-    </w:p>
-    <w:p>
-      <w:pPr>
-        <w:spacing w:after="0" w:line="259" w:lineRule="auto"/>
-        <w:ind w:left="0" w:firstLine="0"/>
-      </w:pPr>
-      <w:r>
-        <w:t>While lower occupancy was observed in the critical week (Week 31), similar occupancy levels were also present in other weeks without a proportionate revenue impact. This indicates that occupancy alone does not fully explain the severity of the revenue drop.</w:t>
-      </w:r>
-    </w:p>
-    <w:p>
-      <w:pPr>
-        <w:spacing w:after="0" w:line="259" w:lineRule="auto"/>
-        <w:ind w:left="0" w:firstLine="0"/>
-      </w:pPr>
-      <w:r>
-        <w:t>Further investigation at the segment level revealed that the Luxury segment experienced a sharp decline in revenue contribution, making it the primary driver of the overall revenue downturn. This decline occurred despite relatively stable ADR and realization metrics at an aggregate level.</w:t>
-      </w:r>
-    </w:p>
-    <w:p>
-      <w:pPr>
-        <w:spacing w:after="0" w:line="259" w:lineRule="auto"/>
-        <w:ind w:left="0" w:firstLine="0"/>
-      </w:pPr>
-    </w:p>
-    <w:p>
-      <w:pPr>
-        <w:spacing w:after="0" w:line="259" w:lineRule="auto"/>
-        <w:ind w:left="0" w:firstLine="0"/>
-      </w:pPr>
-      <w:r>
-        <w:t xml:space="preserve">Additionally, weekday vs weekend analysis showed higher weekend occupancy but no corresponding premium pricing, resulting in missed revenue opportunities during high-demand periods. The issue was further compounded by a sudden reduction in ADR within the Offline Direct channel, particularly during June, suggesting a pricing strategy shift that may not have been aligned with demand </w:t>
-      </w:r>
-      <w:proofErr w:type="spellStart"/>
-      <w:r>
-        <w:t>behavior</w:t>
-      </w:r>
-      <w:proofErr w:type="spellEnd"/>
-      <w:r>
-        <w:t>.</w:t>
-      </w:r>
-    </w:p>
-    <w:p>
-      <w:pPr>
-        <w:spacing w:after="0" w:line="259" w:lineRule="auto"/>
-        <w:ind w:left="0" w:firstLine="0"/>
-      </w:pPr>
-    </w:p>
-    <w:p>
-      <w:pPr>
-        <w:spacing w:after="0" w:line="259" w:lineRule="auto"/>
-        <w:ind w:left="0" w:firstLine="0"/>
+        <w:t xml:space="preserve">Conclusion: </w:t>
+      </w:r>
+    </w:p>
+    <w:p>
+      <w:pPr>
+        <w:spacing w:after="161"/>
+        <w:ind w:left="-5"/>
+      </w:pPr>
+      <w:r>
         <w:rPr>
           <w:b/>
-          <w:bCs/>
         </w:rPr>
+        <w:t xml:space="preserve"> The absence of weekend premium pricing limited revenue upside, suggesting missed monetization opportunities during high-demand periods, particularly impacting the luxury segment. </w:t>
+      </w:r>
+    </w:p>
+    <w:p>
+      <w:pPr>
+        <w:spacing w:after="161"/>
+        <w:ind w:left="-5"/>
       </w:pPr>
       <w:r>
         <w:rPr>
           <w:b/>
-          <w:bCs/>
         </w:rPr>
-        <w:t>Final Insight</w:t>
-      </w:r>
-    </w:p>
-    <w:p>
-      <w:pPr>
-        <w:spacing w:after="0" w:line="259" w:lineRule="auto"/>
-        <w:ind w:left="0" w:firstLine="0"/>
-      </w:pPr>
-      <w:r>
-        <w:t>The revenue decline is primarily attributed to suboptimal pricing and revenue optimization strategies within the Luxury segment, rather than demand loss, inventory limitations, or booking inefficiencies. Addressing pricing alignment, especially during weekends and across key channels, presents a significant opportunity for revenue recovery and growth.</w:t>
+        <w:t xml:space="preserve">A significant shift in pricing strategy is observed in the Offline Direct channel. During May, the Average Daily Rate (ADR) remained at a higher level, peaking around ₹16,000. However, in June, the ADR dropped sharply to approximately ₹14,770. This sudden reduction indicates a pricing adjustment that was not gradual and may not have been aligned with demand </w:t>
+      </w:r>
+      <w:proofErr w:type="spellStart"/>
+      <w:r>
+        <w:rPr>
+          <w:b/>
+        </w:rPr>
+        <w:t>behavior</w:t>
+      </w:r>
+      <w:proofErr w:type="spellEnd"/>
+      <w:r>
+        <w:rPr>
+          <w:b/>
+        </w:rPr>
+        <w:t xml:space="preserve">. </w:t>
       </w:r>
     </w:p>
     <w:p>
@@ -2210,7 +2135,7 @@
       <mc:AlternateContent>
         <mc:Choice Requires="wpg">
           <w:drawing>
-            <wp:anchor distT="0" distB="0" distL="114300" distR="114300" simplePos="0" relativeHeight="251664384" behindDoc="0" locked="0" layoutInCell="1" allowOverlap="1" wp14:anchorId="76F6277B" wp14:editId="5C559AEF">
+            <wp:anchor distT="0" distB="0" distL="114300" distR="114300" simplePos="0" relativeHeight="251664384" behindDoc="0" locked="0" layoutInCell="1" allowOverlap="1" wp14:anchorId="5CDB2871" wp14:editId="5EAB6D5C">
               <wp:simplePos x="0" y="0"/>
               <wp:positionH relativeFrom="page">
                 <wp:posOffset>304800</wp:posOffset>
@@ -2444,7 +2369,7 @@
       <mc:AlternateContent>
         <mc:Choice Requires="wpg">
           <w:drawing>
-            <wp:anchor distT="0" distB="0" distL="114300" distR="114300" simplePos="0" relativeHeight="251665408" behindDoc="0" locked="0" layoutInCell="1" allowOverlap="1" wp14:anchorId="5B25B4F0" wp14:editId="509B4D87">
+            <wp:anchor distT="0" distB="0" distL="114300" distR="114300" simplePos="0" relativeHeight="251665408" behindDoc="0" locked="0" layoutInCell="1" allowOverlap="1" wp14:anchorId="718F5B5A" wp14:editId="23B09258">
               <wp:simplePos x="0" y="0"/>
               <wp:positionH relativeFrom="page">
                 <wp:posOffset>304800</wp:posOffset>
@@ -2678,7 +2603,7 @@
       <mc:AlternateContent>
         <mc:Choice Requires="wpg">
           <w:drawing>
-            <wp:anchor distT="0" distB="0" distL="114300" distR="114300" simplePos="0" relativeHeight="251666432" behindDoc="0" locked="0" layoutInCell="1" allowOverlap="1" wp14:anchorId="445EA6E4" wp14:editId="7E35586F">
+            <wp:anchor distT="0" distB="0" distL="114300" distR="114300" simplePos="0" relativeHeight="251666432" behindDoc="0" locked="0" layoutInCell="1" allowOverlap="1" wp14:anchorId="63D9B241" wp14:editId="319861E6">
               <wp:simplePos x="0" y="0"/>
               <wp:positionH relativeFrom="page">
                 <wp:posOffset>304800</wp:posOffset>
@@ -2937,7 +2862,7 @@
       <mc:AlternateContent>
         <mc:Choice Requires="wpg">
           <w:drawing>
-            <wp:anchor distT="0" distB="0" distL="114300" distR="114300" simplePos="0" relativeHeight="251658240" behindDoc="0" locked="0" layoutInCell="1" allowOverlap="1" wp14:anchorId="093E491A" wp14:editId="358724E4">
+            <wp:anchor distT="0" distB="0" distL="114300" distR="114300" simplePos="0" relativeHeight="251658240" behindDoc="0" locked="0" layoutInCell="1" allowOverlap="1" wp14:anchorId="446B6B4B" wp14:editId="67FFFEA0">
               <wp:simplePos x="0" y="0"/>
               <wp:positionH relativeFrom="page">
                 <wp:posOffset>304800</wp:posOffset>
@@ -3162,7 +3087,7 @@
       <mc:AlternateContent>
         <mc:Choice Requires="wpg">
           <w:drawing>
-            <wp:anchor distT="0" distB="0" distL="114300" distR="114300" simplePos="0" relativeHeight="251659264" behindDoc="1" locked="0" layoutInCell="1" allowOverlap="1" wp14:anchorId="1C9F0C62" wp14:editId="1CAABF01">
+            <wp:anchor distT="0" distB="0" distL="114300" distR="114300" simplePos="0" relativeHeight="251659264" behindDoc="1" locked="0" layoutInCell="1" allowOverlap="1" wp14:anchorId="62D82CEB" wp14:editId="1A4029AF">
               <wp:simplePos x="0" y="0"/>
               <wp:positionH relativeFrom="page">
                 <wp:posOffset>304800</wp:posOffset>
@@ -3337,7 +3262,7 @@
       <mc:AlternateContent>
         <mc:Choice Requires="wpg">
           <w:drawing>
-            <wp:anchor distT="0" distB="0" distL="114300" distR="114300" simplePos="0" relativeHeight="251660288" behindDoc="0" locked="0" layoutInCell="1" allowOverlap="1" wp14:anchorId="5D6E5411" wp14:editId="6C9BEDAF">
+            <wp:anchor distT="0" distB="0" distL="114300" distR="114300" simplePos="0" relativeHeight="251660288" behindDoc="0" locked="0" layoutInCell="1" allowOverlap="1" wp14:anchorId="2A8BF126" wp14:editId="55AEF8B9">
               <wp:simplePos x="0" y="0"/>
               <wp:positionH relativeFrom="page">
                 <wp:posOffset>304800</wp:posOffset>
@@ -3562,7 +3487,7 @@
       <mc:AlternateContent>
         <mc:Choice Requires="wpg">
           <w:drawing>
-            <wp:anchor distT="0" distB="0" distL="114300" distR="114300" simplePos="0" relativeHeight="251661312" behindDoc="1" locked="0" layoutInCell="1" allowOverlap="1" wp14:anchorId="34FA46CA" wp14:editId="007A82BC">
+            <wp:anchor distT="0" distB="0" distL="114300" distR="114300" simplePos="0" relativeHeight="251661312" behindDoc="1" locked="0" layoutInCell="1" allowOverlap="1" wp14:anchorId="3488BAB5" wp14:editId="7C6F8200">
               <wp:simplePos x="0" y="0"/>
               <wp:positionH relativeFrom="page">
                 <wp:posOffset>304800</wp:posOffset>
@@ -3737,7 +3662,7 @@
       <mc:AlternateContent>
         <mc:Choice Requires="wpg">
           <w:drawing>
-            <wp:anchor distT="0" distB="0" distL="114300" distR="114300" simplePos="0" relativeHeight="251662336" behindDoc="0" locked="0" layoutInCell="1" allowOverlap="1" wp14:anchorId="70FA14EC" wp14:editId="45019C9E">
+            <wp:anchor distT="0" distB="0" distL="114300" distR="114300" simplePos="0" relativeHeight="251662336" behindDoc="0" locked="0" layoutInCell="1" allowOverlap="1" wp14:anchorId="47EAFD2E" wp14:editId="1CFFA4EE">
               <wp:simplePos x="0" y="0"/>
               <wp:positionH relativeFrom="page">
                 <wp:posOffset>304800</wp:posOffset>
@@ -3962,7 +3887,7 @@
       <mc:AlternateContent>
         <mc:Choice Requires="wpg">
           <w:drawing>
-            <wp:anchor distT="0" distB="0" distL="114300" distR="114300" simplePos="0" relativeHeight="251663360" behindDoc="1" locked="0" layoutInCell="1" allowOverlap="1" wp14:anchorId="69E22F0A" wp14:editId="25338414">
+            <wp:anchor distT="0" distB="0" distL="114300" distR="114300" simplePos="0" relativeHeight="251663360" behindDoc="1" locked="0" layoutInCell="1" allowOverlap="1" wp14:anchorId="1667026C" wp14:editId="08D4B969">
               <wp:simplePos x="0" y="0"/>
               <wp:positionH relativeFrom="page">
                 <wp:posOffset>304800</wp:posOffset>
@@ -4124,10 +4049,10 @@
 <file path=word/numbering.xml><?xml version="1.0" encoding="utf-8"?>
 <w:numbering xmlns:wpc="http://schemas.microsoft.com/office/word/2010/wordprocessingCanvas" xmlns:cx="http://schemas.microsoft.com/office/drawing/2014/chartex" xmlns:cx1="http://schemas.microsoft.com/office/drawing/2015/9/8/chartex" xmlns:cx2="http://schemas.microsoft.com/office/drawing/2015/10/21/chartex" xmlns:cx3="http://schemas.microsoft.com/office/drawing/2016/5/9/chartex" xmlns:cx4="http://schemas.microsoft.com/office/drawing/2016/5/10/chartex" xmlns:cx5="http://schemas.microsoft.com/office/drawing/2016/5/11/chartex" xmlns:cx6="http://schemas.microsoft.com/office/drawing/2016/5/12/chartex" xmlns:cx7="http://schemas.microsoft.com/office/drawing/2016/5/13/chartex" xmlns:cx8="http://schemas.microsoft.com/office/drawing/2016/5/14/chartex" xmlns:mc="http://schemas.openxmlformats.org/markup-compatibility/2006" xmlns:aink="http://schemas.microsoft.com/office/drawing/2016/ink" xmlns:am3d="http://schemas.microsoft.com/office/drawing/2017/model3d" xmlns:o="urn:schemas-microsoft-com:office:office" xmlns:oel="http://schemas.microsoft.com/office/2019/extlst" xmlns:r="http://schemas.openxmlformats.org/officeDocument/2006/relationships" xmlns:m="http://schemas.openxmlformats.org/officeDocument/2006/math" xmlns:v="urn:schemas-microsoft-com:vml" xmlns:wp14="http://schemas.microsoft.com/office/word/2010/wordprocessingDrawing" xmlns:wp="http://schemas.openxmlformats.org/drawingml/2006/wordprocessingDrawing" xmlns:w10="urn:schemas-microsoft-com:office:word" xmlns:w="http://schemas.openxmlformats.org/wordprocessingml/2006/main" xmlns:w14="http://schemas.microsoft.com/office/word/2010/wordml" xmlns:w15="http://schemas.microsoft.com/office/word/2012/wordml" xmlns:w16cex="http://schemas.microsoft.com/office/word/2018/wordml/cex" xmlns:w16cid="http://schemas.microsoft.com/office/word/2016/wordml/cid" xmlns:w16="http://schemas.microsoft.com/office/word/2018/wordml" xmlns:w16du="http://schemas.microsoft.com/office/word/2023/wordml/word16du" xmlns:w16sdtdh="http://schemas.microsoft.com/office/word/2020/wordml/sdtdatahash" xmlns:w16sdtfl="http://schemas.microsoft.com/office/word/2024/wordml/sdtformatlock" xmlns:w16se="http://schemas.microsoft.com/office/word/2015/wordml/symex" xmlns:wpg="http://schemas.microsoft.com/office/word/2010/wordprocessingGroup" xmlns:wpi="http://schemas.microsoft.com/office/word/2010/wordprocessingInk" xmlns:wne="http://schemas.microsoft.com/office/word/2006/wordml" xmlns:wps="http://schemas.microsoft.com/office/word/2010/wordprocessingShape" mc:Ignorable="w14 w15 w16se w16cid w16 w16cex w16sdtdh w16sdtfl w16du wp14">
   <w:abstractNum w:abstractNumId="0" w15:restartNumberingAfterBreak="0">
-    <w:nsid w:val="09AC457E"/>
+    <w:nsid w:val="21BB31FE"/>
     <w:multiLevelType w:val="hybridMultilevel"/>
-    <w:tmpl w:val="65FE51B6"/>
-    <w:lvl w:ilvl="0" w:tplc="06B24B84">
+    <w:tmpl w:val="5A8037DE"/>
+    <w:lvl w:ilvl="0" w:tplc="ADAA0112">
       <w:start w:val="1"/>
       <w:numFmt w:val="bullet"/>
       <w:lvlText w:val="•"/>
@@ -4150,7 +4075,7 @@
         <w:vertAlign w:val="baseline"/>
       </w:rPr>
     </w:lvl>
-    <w:lvl w:ilvl="1" w:tplc="9BDCDC8E">
+    <w:lvl w:ilvl="1" w:tplc="4C2CA972">
       <w:start w:val="1"/>
       <w:numFmt w:val="bullet"/>
       <w:lvlText w:val="o"/>
@@ -4173,7 +4098,7 @@
         <w:vertAlign w:val="baseline"/>
       </w:rPr>
     </w:lvl>
-    <w:lvl w:ilvl="2" w:tplc="D3FADA40">
+    <w:lvl w:ilvl="2" w:tplc="073C02CA">
       <w:start w:val="1"/>
       <w:numFmt w:val="bullet"/>
       <w:lvlText w:val="▪"/>
@@ -4196,7 +4121,7 @@
         <w:vertAlign w:val="baseline"/>
       </w:rPr>
     </w:lvl>
-    <w:lvl w:ilvl="3" w:tplc="4FEEBCBC">
+    <w:lvl w:ilvl="3" w:tplc="59EAFD74">
       <w:start w:val="1"/>
       <w:numFmt w:val="bullet"/>
       <w:lvlText w:val="•"/>
@@ -4219,7 +4144,7 @@
         <w:vertAlign w:val="baseline"/>
       </w:rPr>
     </w:lvl>
-    <w:lvl w:ilvl="4" w:tplc="F32C6734">
+    <w:lvl w:ilvl="4" w:tplc="FC829256">
       <w:start w:val="1"/>
       <w:numFmt w:val="bullet"/>
       <w:lvlText w:val="o"/>
@@ -4242,7 +4167,7 @@
         <w:vertAlign w:val="baseline"/>
       </w:rPr>
     </w:lvl>
-    <w:lvl w:ilvl="5" w:tplc="8ECEDC46">
+    <w:lvl w:ilvl="5" w:tplc="97225F68">
       <w:start w:val="1"/>
       <w:numFmt w:val="bullet"/>
       <w:lvlText w:val="▪"/>
@@ -4265,7 +4190,7 @@
         <w:vertAlign w:val="baseline"/>
       </w:rPr>
     </w:lvl>
-    <w:lvl w:ilvl="6" w:tplc="23502C5C">
+    <w:lvl w:ilvl="6" w:tplc="A8D4624E">
       <w:start w:val="1"/>
       <w:numFmt w:val="bullet"/>
       <w:lvlText w:val="•"/>
@@ -4288,7 +4213,7 @@
         <w:vertAlign w:val="baseline"/>
       </w:rPr>
     </w:lvl>
-    <w:lvl w:ilvl="7" w:tplc="4AECC020">
+    <w:lvl w:ilvl="7" w:tplc="AD809970">
       <w:start w:val="1"/>
       <w:numFmt w:val="bullet"/>
       <w:lvlText w:val="o"/>
@@ -4311,7 +4236,7 @@
         <w:vertAlign w:val="baseline"/>
       </w:rPr>
     </w:lvl>
-    <w:lvl w:ilvl="8" w:tplc="FD46EBD6">
+    <w:lvl w:ilvl="8" w:tplc="F4225202">
       <w:start w:val="1"/>
       <w:numFmt w:val="bullet"/>
       <w:lvlText w:val="▪"/>
@@ -4336,10 +4261,10 @@
     </w:lvl>
   </w:abstractNum>
   <w:abstractNum w:abstractNumId="1" w15:restartNumberingAfterBreak="0">
-    <w:nsid w:val="4EAE2438"/>
+    <w:nsid w:val="39802E4F"/>
     <w:multiLevelType w:val="hybridMultilevel"/>
-    <w:tmpl w:val="759673CE"/>
-    <w:lvl w:ilvl="0" w:tplc="0AB40B12">
+    <w:tmpl w:val="9D1A5C0A"/>
+    <w:lvl w:ilvl="0" w:tplc="72849BE6">
       <w:start w:val="1"/>
       <w:numFmt w:val="bullet"/>
       <w:lvlText w:val="•"/>
@@ -4362,7 +4287,7 @@
         <w:vertAlign w:val="baseline"/>
       </w:rPr>
     </w:lvl>
-    <w:lvl w:ilvl="1" w:tplc="F1F61702">
+    <w:lvl w:ilvl="1" w:tplc="687008A2">
       <w:start w:val="1"/>
       <w:numFmt w:val="bullet"/>
       <w:lvlText w:val="o"/>
@@ -4385,7 +4310,7 @@
         <w:vertAlign w:val="baseline"/>
       </w:rPr>
     </w:lvl>
-    <w:lvl w:ilvl="2" w:tplc="F36AB40A">
+    <w:lvl w:ilvl="2" w:tplc="A2587356">
       <w:start w:val="1"/>
       <w:numFmt w:val="bullet"/>
       <w:lvlText w:val="▪"/>
@@ -4408,7 +4333,7 @@
         <w:vertAlign w:val="baseline"/>
       </w:rPr>
     </w:lvl>
-    <w:lvl w:ilvl="3" w:tplc="563828B8">
+    <w:lvl w:ilvl="3" w:tplc="20A85470">
       <w:start w:val="1"/>
       <w:numFmt w:val="bullet"/>
       <w:lvlText w:val="•"/>
@@ -4431,7 +4356,7 @@
         <w:vertAlign w:val="baseline"/>
       </w:rPr>
     </w:lvl>
-    <w:lvl w:ilvl="4" w:tplc="82E88204">
+    <w:lvl w:ilvl="4" w:tplc="A0BCD926">
       <w:start w:val="1"/>
       <w:numFmt w:val="bullet"/>
       <w:lvlText w:val="o"/>
@@ -4454,7 +4379,7 @@
         <w:vertAlign w:val="baseline"/>
       </w:rPr>
     </w:lvl>
-    <w:lvl w:ilvl="5" w:tplc="7324A700">
+    <w:lvl w:ilvl="5" w:tplc="3D1E0FFE">
       <w:start w:val="1"/>
       <w:numFmt w:val="bullet"/>
       <w:lvlText w:val="▪"/>
@@ -4477,7 +4402,7 @@
         <w:vertAlign w:val="baseline"/>
       </w:rPr>
     </w:lvl>
-    <w:lvl w:ilvl="6" w:tplc="401266AE">
+    <w:lvl w:ilvl="6" w:tplc="ED7C6DF8">
       <w:start w:val="1"/>
       <w:numFmt w:val="bullet"/>
       <w:lvlText w:val="•"/>
@@ -4500,7 +4425,7 @@
         <w:vertAlign w:val="baseline"/>
       </w:rPr>
     </w:lvl>
-    <w:lvl w:ilvl="7" w:tplc="923CB38A">
+    <w:lvl w:ilvl="7" w:tplc="32A2E360">
       <w:start w:val="1"/>
       <w:numFmt w:val="bullet"/>
       <w:lvlText w:val="o"/>
@@ -4523,7 +4448,7 @@
         <w:vertAlign w:val="baseline"/>
       </w:rPr>
     </w:lvl>
-    <w:lvl w:ilvl="8" w:tplc="38B2843E">
+    <w:lvl w:ilvl="8" w:tplc="5B9E3A7E">
       <w:start w:val="1"/>
       <w:numFmt w:val="bullet"/>
       <w:lvlText w:val="▪"/>
@@ -4548,10 +4473,10 @@
     </w:lvl>
   </w:abstractNum>
   <w:abstractNum w:abstractNumId="2" w15:restartNumberingAfterBreak="0">
-    <w:nsid w:val="60FA13E2"/>
+    <w:nsid w:val="571514E2"/>
     <w:multiLevelType w:val="hybridMultilevel"/>
-    <w:tmpl w:val="F2C64114"/>
-    <w:lvl w:ilvl="0" w:tplc="F0C07428">
+    <w:tmpl w:val="875415B4"/>
+    <w:lvl w:ilvl="0" w:tplc="FF0C31E8">
       <w:start w:val="1"/>
       <w:numFmt w:val="bullet"/>
       <w:lvlText w:val="•"/>
@@ -4574,7 +4499,7 @@
         <w:vertAlign w:val="baseline"/>
       </w:rPr>
     </w:lvl>
-    <w:lvl w:ilvl="1" w:tplc="85EE8876">
+    <w:lvl w:ilvl="1" w:tplc="F71EFBBA">
       <w:start w:val="1"/>
       <w:numFmt w:val="bullet"/>
       <w:lvlText w:val="o"/>
@@ -4597,7 +4522,7 @@
         <w:vertAlign w:val="baseline"/>
       </w:rPr>
     </w:lvl>
-    <w:lvl w:ilvl="2" w:tplc="8D30F0E0">
+    <w:lvl w:ilvl="2" w:tplc="C2582BA4">
       <w:start w:val="1"/>
       <w:numFmt w:val="bullet"/>
       <w:lvlText w:val="▪"/>
@@ -4620,7 +4545,7 @@
         <w:vertAlign w:val="baseline"/>
       </w:rPr>
     </w:lvl>
-    <w:lvl w:ilvl="3" w:tplc="60E47724">
+    <w:lvl w:ilvl="3" w:tplc="B96AAD08">
       <w:start w:val="1"/>
       <w:numFmt w:val="bullet"/>
       <w:lvlText w:val="•"/>
@@ -4643,7 +4568,7 @@
         <w:vertAlign w:val="baseline"/>
       </w:rPr>
     </w:lvl>
-    <w:lvl w:ilvl="4" w:tplc="FF82C784">
+    <w:lvl w:ilvl="4" w:tplc="C1044888">
       <w:start w:val="1"/>
       <w:numFmt w:val="bullet"/>
       <w:lvlText w:val="o"/>
@@ -4666,7 +4591,7 @@
         <w:vertAlign w:val="baseline"/>
       </w:rPr>
     </w:lvl>
-    <w:lvl w:ilvl="5" w:tplc="C63439A0">
+    <w:lvl w:ilvl="5" w:tplc="DF2E7E46">
       <w:start w:val="1"/>
       <w:numFmt w:val="bullet"/>
       <w:lvlText w:val="▪"/>
@@ -4689,7 +4614,7 @@
         <w:vertAlign w:val="baseline"/>
       </w:rPr>
     </w:lvl>
-    <w:lvl w:ilvl="6" w:tplc="2F402494">
+    <w:lvl w:ilvl="6" w:tplc="E39C897C">
       <w:start w:val="1"/>
       <w:numFmt w:val="bullet"/>
       <w:lvlText w:val="•"/>
@@ -4712,7 +4637,7 @@
         <w:vertAlign w:val="baseline"/>
       </w:rPr>
     </w:lvl>
-    <w:lvl w:ilvl="7" w:tplc="B31E1ECC">
+    <w:lvl w:ilvl="7" w:tplc="DE0CFCD0">
       <w:start w:val="1"/>
       <w:numFmt w:val="bullet"/>
       <w:lvlText w:val="o"/>
@@ -4735,7 +4660,7 @@
         <w:vertAlign w:val="baseline"/>
       </w:rPr>
     </w:lvl>
-    <w:lvl w:ilvl="8" w:tplc="E348DF5E">
+    <w:lvl w:ilvl="8" w:tplc="529EF23A">
       <w:start w:val="1"/>
       <w:numFmt w:val="bullet"/>
       <w:lvlText w:val="▪"/>
@@ -4759,13 +4684,13 @@
       </w:rPr>
     </w:lvl>
   </w:abstractNum>
-  <w:num w:numId="1" w16cid:durableId="79568003">
+  <w:num w:numId="1" w16cid:durableId="1955164842">
     <w:abstractNumId w:val="2"/>
   </w:num>
-  <w:num w:numId="2" w16cid:durableId="1589927678">
+  <w:num w:numId="2" w16cid:durableId="933050261">
     <w:abstractNumId w:val="0"/>
   </w:num>
-  <w:num w:numId="3" w16cid:durableId="259142081">
+  <w:num w:numId="3" w16cid:durableId="700015150">
     <w:abstractNumId w:val="1"/>
   </w:num>
 </w:numbering>
@@ -5183,6 +5108,7 @@
   <w:style w:type="character" w:default="1" w:styleId="DefaultParagraphFont">
     <w:name w:val="Default Paragraph Font"/>
     <w:uiPriority w:val="1"/>
+    <w:semiHidden/>
     <w:unhideWhenUsed/>
   </w:style>
   <w:style w:type="table" w:default="1" w:styleId="TableNormal">
